--- a/results/descriptive/table_04b_observers_categorical.docx
+++ b/results/descriptive/table_04b_observers_categorical.docx
@@ -28,7 +28,7 @@
         <w:rPr/>
         <w:t xml:space="preserve">Table </w:t>
       </w:r>
-      <w:bookmarkStart w:id="3ba4fb4c-d5d0-4790-b6c4-be43745c5701" w:name="table"/>
+      <w:bookmarkStart w:id="28d72b8e-c492-420d-845b-e234c5a7229c" w:name="table"/>
       <w:r>
         <w:rPr/>
         <w:fldChar w:fldCharType="begin" w:dirty="true"/>
@@ -41,7 +41,7 @@
         <w:rPr/>
         <w:fldChar w:fldCharType="end" w:dirty="true"/>
       </w:r>
-      <w:bookmarkEnd w:id="3ba4fb4c-d5d0-4790-b6c4-be43745c5701"/>
+      <w:bookmarkEnd w:id="28d72b8e-c492-420d-845b-e234c5a7229c"/>
       <w:r>
         <w:rPr/>
         <w:t xml:space="preserve">. </w:t>

--- a/results/descriptive/table_04b_observers_categorical.docx
+++ b/results/descriptive/table_04b_observers_categorical.docx
@@ -28,7 +28,7 @@
         <w:rPr/>
         <w:t xml:space="preserve">Table </w:t>
       </w:r>
-      <w:bookmarkStart w:id="28d72b8e-c492-420d-845b-e234c5a7229c" w:name="table"/>
+      <w:bookmarkStart w:id="f23183ec-604d-45ba-b88f-e667f3b1de5c" w:name="table"/>
       <w:r>
         <w:rPr/>
         <w:fldChar w:fldCharType="begin" w:dirty="true"/>
@@ -41,7 +41,7 @@
         <w:rPr/>
         <w:fldChar w:fldCharType="end" w:dirty="true"/>
       </w:r>
-      <w:bookmarkEnd w:id="28d72b8e-c492-420d-845b-e234c5a7229c"/>
+      <w:bookmarkEnd w:id="f23183ec-604d-45ba-b88f-e667f3b1de5c"/>
       <w:r>
         <w:rPr/>
         <w:t xml:space="preserve">. </w:t>

--- a/results/descriptive/table_04b_observers_categorical.docx
+++ b/results/descriptive/table_04b_observers_categorical.docx
@@ -28,7 +28,7 @@
         <w:rPr/>
         <w:t xml:space="preserve">Table </w:t>
       </w:r>
-      <w:bookmarkStart w:id="f23183ec-604d-45ba-b88f-e667f3b1de5c" w:name="table"/>
+      <w:bookmarkStart w:id="a3270a23-6ef4-4d99-b3f9-491bbe4483f5" w:name="table"/>
       <w:r>
         <w:rPr/>
         <w:fldChar w:fldCharType="begin" w:dirty="true"/>
@@ -41,7 +41,7 @@
         <w:rPr/>
         <w:fldChar w:fldCharType="end" w:dirty="true"/>
       </w:r>
-      <w:bookmarkEnd w:id="f23183ec-604d-45ba-b88f-e667f3b1de5c"/>
+      <w:bookmarkEnd w:id="a3270a23-6ef4-4d99-b3f9-491bbe4483f5"/>
       <w:r>
         <w:rPr/>
         <w:t xml:space="preserve">. </w:t>
